--- a/tillsyn/A 12191-2026 tillsynsbegäran.docx
+++ b/tillsyn/A 12191-2026 tillsynsbegäran.docx
@@ -375,7 +375,7 @@
     <w:r>
       <w:tab/>
       <w:tab/>
-      <w:t>2026-04-27</w:t>
+      <w:t>2026-04-28</w:t>
       <w:br/>
       <w:br/>
     </w:r>

--- a/tillsyn/A 12191-2026 tillsynsbegäran.docx
+++ b/tillsyn/A 12191-2026 tillsynsbegäran.docx
@@ -375,7 +375,7 @@
     <w:r>
       <w:tab/>
       <w:tab/>
-      <w:t>2026-04-28</w:t>
+      <w:t>2026-04-29</w:t>
       <w:br/>
       <w:br/>
     </w:r>

--- a/tillsyn/A 12191-2026 tillsynsbegäran.docx
+++ b/tillsyn/A 12191-2026 tillsynsbegäran.docx
@@ -375,7 +375,7 @@
     <w:r>
       <w:tab/>
       <w:tab/>
-      <w:t>2026-04-29</w:t>
+      <w:t>2026-04-30</w:t>
       <w:br/>
       <w:br/>
     </w:r>

--- a/tillsyn/A 12191-2026 tillsynsbegäran.docx
+++ b/tillsyn/A 12191-2026 tillsynsbegäran.docx
@@ -375,7 +375,7 @@
     <w:r>
       <w:tab/>
       <w:tab/>
-      <w:t>2026-04-30</w:t>
+      <w:t>2026-05-01</w:t>
       <w:br/>
       <w:br/>
     </w:r>

--- a/tillsyn/A 12191-2026 tillsynsbegäran.docx
+++ b/tillsyn/A 12191-2026 tillsynsbegäran.docx
@@ -375,7 +375,7 @@
     <w:r>
       <w:tab/>
       <w:tab/>
-      <w:t>2026-05-01</w:t>
+      <w:t>2026-05-02</w:t>
       <w:br/>
       <w:br/>
     </w:r>

--- a/tillsyn/A 12191-2026 tillsynsbegäran.docx
+++ b/tillsyn/A 12191-2026 tillsynsbegäran.docx
@@ -375,7 +375,7 @@
     <w:r>
       <w:tab/>
       <w:tab/>
-      <w:t>2026-05-02</w:t>
+      <w:t>2026-05-03</w:t>
       <w:br/>
       <w:br/>
     </w:r>

--- a/tillsyn/A 12191-2026 tillsynsbegäran.docx
+++ b/tillsyn/A 12191-2026 tillsynsbegäran.docx
@@ -375,7 +375,7 @@
     <w:r>
       <w:tab/>
       <w:tab/>
-      <w:t>2026-05-03</w:t>
+      <w:t>2026-05-04</w:t>
       <w:br/>
       <w:br/>
     </w:r>

--- a/tillsyn/A 12191-2026 tillsynsbegäran.docx
+++ b/tillsyn/A 12191-2026 tillsynsbegäran.docx
@@ -375,7 +375,7 @@
     <w:r>
       <w:tab/>
       <w:tab/>
-      <w:t>2026-05-16</w:t>
+      <w:t>2026-05-17</w:t>
       <w:br/>
       <w:br/>
     </w:r>

--- a/tillsyn/A 12191-2026 tillsynsbegäran.docx
+++ b/tillsyn/A 12191-2026 tillsynsbegäran.docx
@@ -375,7 +375,7 @@
     <w:r>
       <w:tab/>
       <w:tab/>
-      <w:t>2026-05-17</w:t>
+      <w:t>2026-05-18</w:t>
       <w:br/>
       <w:br/>
     </w:r>
